--- a/_Powershell commands to push update to website.docx
+++ b/_Powershell commands to push update to website.docx
@@ -92,10 +92,117 @@
           <w:bCs/>
           <w:u w:val="single"/>
         </w:rPr>
-        <w:t xml:space="preserve"> to the website:</w:t>
+        <w:t xml:space="preserve"> to </w:t>
+      </w:r>
+      <w:r>
+        <w:rPr>
+          <w:b/>
+          <w:bCs/>
+          <w:u w:val="single"/>
+        </w:rPr>
+        <w:t>GitHub (required before it can appear on my</w:t>
+      </w:r>
+      <w:r>
+        <w:rPr>
+          <w:b/>
+          <w:bCs/>
+          <w:u w:val="single"/>
+        </w:rPr>
+        <w:t xml:space="preserve"> website</w:t>
+      </w:r>
+      <w:r>
+        <w:rPr>
+          <w:b/>
+          <w:bCs/>
+          <w:u w:val="single"/>
+        </w:rPr>
+        <w:t>)</w:t>
       </w:r>
     </w:p>
     <w:p>
+      <w:pPr>
+        <w:rPr>
+          <w:b/>
+          <w:bCs/>
+          <w:u w:val="single"/>
+        </w:rPr>
+      </w:pPr>
+    </w:p>
+    <w:p>
+      <w:pPr>
+        <w:rPr>
+          <w:b/>
+          <w:bCs/>
+          <w:u w:val="single"/>
+        </w:rPr>
+      </w:pPr>
+    </w:p>
+    <w:p>
+      <w:pPr>
+        <w:rPr>
+          <w:b/>
+          <w:bCs/>
+          <w:u w:val="single"/>
+        </w:rPr>
+      </w:pPr>
+      <w:r>
+        <w:rPr>
+          <w:b/>
+          <w:bCs/>
+          <w:u w:val="single"/>
+        </w:rPr>
+        <w:t xml:space="preserve">To </w:t>
+      </w:r>
+      <w:r>
+        <w:rPr>
+          <w:b/>
+          <w:bCs/>
+          <w:u w:val="single"/>
+        </w:rPr>
+        <w:t xml:space="preserve">get an </w:t>
+      </w:r>
+      <w:r>
+        <w:rPr>
+          <w:b/>
+          <w:bCs/>
+          <w:u w:val="single"/>
+        </w:rPr>
+        <w:t>update</w:t>
+      </w:r>
+      <w:r>
+        <w:rPr>
+          <w:b/>
+          <w:bCs/>
+          <w:u w:val="single"/>
+        </w:rPr>
+        <w:t>d file</w:t>
+      </w:r>
+      <w:r>
+        <w:rPr>
+          <w:b/>
+          <w:bCs/>
+          <w:u w:val="single"/>
+        </w:rPr>
+        <w:t xml:space="preserve"> to </w:t>
+      </w:r>
+      <w:r>
+        <w:rPr>
+          <w:b/>
+          <w:bCs/>
+          <w:u w:val="single"/>
+        </w:rPr>
+        <w:t>post to my</w:t>
+      </w:r>
+      <w:r>
+        <w:rPr>
+          <w:b/>
+          <w:bCs/>
+          <w:u w:val="single"/>
+        </w:rPr>
+        <w:t xml:space="preserve"> website:</w:t>
+      </w:r>
+    </w:p>
+    <w:p>
       <w:r>
         <w:t xml:space="preserve">Start </w:t>
       </w:r>
@@ -103,23 +210,7 @@
         <w:sym w:font="Wingdings" w:char="F0E0"/>
       </w:r>
       <w:r>
-        <w:t xml:space="preserve"> </w:t>
-      </w:r>
-      <w:proofErr w:type="spellStart"/>
-      <w:r>
-        <w:t>Powershell</w:t>
-      </w:r>
-      <w:proofErr w:type="spellEnd"/>
-      <w:r>
-        <w:t xml:space="preserve"> (NOT WINDOWS </w:t>
-      </w:r>
-      <w:proofErr w:type="spellStart"/>
-      <w:r>
-        <w:t>powershell</w:t>
-      </w:r>
-      <w:proofErr w:type="spellEnd"/>
-      <w:r>
-        <w:t>)</w:t>
+        <w:t xml:space="preserve"> Powershell (NOT WINDOWS powershell)</w:t>
       </w:r>
     </w:p>
     <w:p>
